--- a/Ban_cuoi/Ban_chinh_sua_02-10-2026/Danh_sach_diem_chua_du_minh_chung.docx
+++ b/Ban_cuoi/Ban_chinh_sua_02-10-2026/Danh_sach_diem_chua_du_minh_chung.docx
@@ -751,7 +751,7 @@
                 <w:b w:val="0"/>
                 <w:sz w:val="19"/>
               </w:rPr>
-              <w:t>Chỉ xác định được khung chuyển tiếp tại khoản 3, khoản 7 Điều 73</w:t>
+              <w:t>Chỉ xác định được khung chuyển tiếp tại khoản 3, khoản 7 Điều 73 Luật số 93/2025/QH15 và khoản 2, khoản 3 Điều 56 Nghị định số 267/2025/NĐ-CP</w:t>
             </w:r>
           </w:p>
         </w:tc>
@@ -1267,6 +1267,190 @@
                 <w:b w:val="0"/>
                 <w:sz w:val="19"/>
               </w:rPr>
+              <w:t>Danh sách nhân sự, giảng viên từng năm 2021 - 2025 có mã nhân sự</w:t>
+            </w:r>
+          </w:p>
+        </w:tc>
+        <w:tc>
+          <w:tcPr>
+            <w:tcW w:type="dxa" w:w="3402"/>
+          </w:tcPr>
+          <w:p>
+            <w:pPr>
+              <w:spacing w:after="20"/>
+            </w:pPr>
+            <w:r/>
+            <w:r>
+              <w:rPr>
+                <w:b w:val="0"/>
+                <w:sz w:val="19"/>
+              </w:rPr>
+              <w:t>Chỉ có danh sách năm 2026, không có mã liên kết với danh mục bài báo</w:t>
+            </w:r>
+          </w:p>
+        </w:tc>
+        <w:tc>
+          <w:tcPr>
+            <w:tcW w:type="dxa" w:w="3515"/>
+          </w:tcPr>
+          <w:p>
+            <w:pPr>
+              <w:spacing w:after="20"/>
+            </w:pPr>
+            <w:r/>
+            <w:r>
+              <w:rPr>
+                <w:b w:val="0"/>
+                <w:sz w:val="19"/>
+              </w:rPr>
+              <w:t>Tỷ lệ người có công bố, hệ số Gini là phân tích thăm dò; 12 người thuộc 6 nhóm trùng họ tên không gán được bài; chỉ số bài trên giảng viên năm 2025 dùng mẫu số năm 2026</w:t>
+            </w:r>
+          </w:p>
+        </w:tc>
+        <w:tc>
+          <w:tcPr>
+            <w:tcW w:type="dxa" w:w="3515"/>
+          </w:tcPr>
+          <w:p>
+            <w:pPr>
+              <w:spacing w:after="20"/>
+            </w:pPr>
+            <w:r/>
+            <w:r>
+              <w:rPr>
+                <w:b w:val="0"/>
+                <w:sz w:val="19"/>
+              </w:rPr>
+              <w:t>Danh sách nhân sự từng năm có mã nhân sự; danh mục bài báo có mã tác giả</w:t>
+            </w:r>
+          </w:p>
+        </w:tc>
+      </w:tr>
+      <w:tr>
+        <w:tc>
+          <w:tcPr>
+            <w:tcW w:type="dxa" w:w="567"/>
+          </w:tcPr>
+          <w:p>
+            <w:pPr>
+              <w:spacing w:after="20"/>
+            </w:pPr>
+            <w:r/>
+            <w:r>
+              <w:rPr>
+                <w:b w:val="0"/>
+                <w:sz w:val="19"/>
+              </w:rPr>
+              <w:t>14</w:t>
+            </w:r>
+          </w:p>
+        </w:tc>
+        <w:tc>
+          <w:tcPr>
+            <w:tcW w:type="dxa" w:w="3742"/>
+          </w:tcPr>
+          <w:p>
+            <w:pPr>
+              <w:spacing w:after="20"/>
+            </w:pPr>
+            <w:r/>
+            <w:r>
+              <w:rPr>
+                <w:b w:val="0"/>
+                <w:sz w:val="19"/>
+              </w:rPr>
+              <w:t>Số tạp chí của bài Võ (2025)</w:t>
+            </w:r>
+          </w:p>
+        </w:tc>
+        <w:tc>
+          <w:tcPr>
+            <w:tcW w:type="dxa" w:w="3402"/>
+          </w:tcPr>
+          <w:p>
+            <w:pPr>
+              <w:spacing w:after="20"/>
+            </w:pPr>
+            <w:r/>
+            <w:r>
+              <w:rPr>
+                <w:b w:val="0"/>
+                <w:sz w:val="19"/>
+              </w:rPr>
+              <w:t>Bản PDF có trang 75 - 86 và DOI, không in số tạp chí</w:t>
+            </w:r>
+          </w:p>
+        </w:tc>
+        <w:tc>
+          <w:tcPr>
+            <w:tcW w:type="dxa" w:w="3515"/>
+          </w:tcPr>
+          <w:p>
+            <w:pPr>
+              <w:spacing w:after="20"/>
+            </w:pPr>
+            <w:r/>
+            <w:r>
+              <w:rPr>
+                <w:b w:val="0"/>
+                <w:sz w:val="19"/>
+              </w:rPr>
+              <w:t>Mục tài liệu tham khảo chưa đủ yếu tố APA</w:t>
+            </w:r>
+          </w:p>
+        </w:tc>
+        <w:tc>
+          <w:tcPr>
+            <w:tcW w:type="dxa" w:w="3515"/>
+          </w:tcPr>
+          <w:p>
+            <w:pPr>
+              <w:spacing w:after="20"/>
+            </w:pPr>
+            <w:r/>
+            <w:r>
+              <w:rPr>
+                <w:b w:val="0"/>
+                <w:sz w:val="19"/>
+              </w:rPr>
+              <w:t>Trang bài báo trên jshou.edu.vn</w:t>
+            </w:r>
+          </w:p>
+        </w:tc>
+      </w:tr>
+      <w:tr>
+        <w:tc>
+          <w:tcPr>
+            <w:tcW w:type="dxa" w:w="567"/>
+          </w:tcPr>
+          <w:p>
+            <w:pPr>
+              <w:spacing w:after="20"/>
+            </w:pPr>
+            <w:r/>
+            <w:r>
+              <w:rPr>
+                <w:b w:val="0"/>
+                <w:sz w:val="19"/>
+              </w:rPr>
+              <w:t>15</w:t>
+            </w:r>
+          </w:p>
+        </w:tc>
+        <w:tc>
+          <w:tcPr>
+            <w:tcW w:type="dxa" w:w="3742"/>
+          </w:tcPr>
+          <w:p>
+            <w:pPr>
+              <w:spacing w:after="20"/>
+            </w:pPr>
+            <w:r/>
+            <w:r>
+              <w:rPr>
+                <w:b w:val="0"/>
+                <w:sz w:val="19"/>
+              </w:rPr>
               <w:t>Thuyết minh đề tài được phê duyệt</w:t>
             </w:r>
           </w:p>
